--- a/DB_Doc/SSBSMSAPI_Document.docx
+++ b/DB_Doc/SSBSMSAPI_Document.docx
@@ -18271,7 +18271,7 @@
           <w:sz w:val="28"/>
           <w:szCs w:val="28"/>
         </w:rPr>
-        <w:t>GetMessageStatus</w:t>
+        <w:t>MessageStatus</w:t>
       </w:r>
       <w:r>
         <w:rPr>
@@ -18331,27 +18331,7 @@
             <w:szCs w:val="28"/>
             <w:lang w:bidi="fa-IR"/>
           </w:rPr>
-          <w:t>https://ssbsms.ir/v1/api/SMSStatus/</w:t>
-        </w:r>
-        <w:r>
-          <w:rPr>
-            <w:rStyle w:val="Hyperlink"/>
-            <w:rFonts w:cs="B Nazanin"/>
-            <w:sz w:val="28"/>
-            <w:szCs w:val="28"/>
-            <w:lang w:bidi="fa-IR"/>
-          </w:rPr>
-          <w:t>GetMessageStatus</w:t>
-        </w:r>
-        <w:r>
-          <w:rPr>
-            <w:rStyle w:val="Hyperlink"/>
-            <w:rFonts w:cs="B Nazanin"/>
-            <w:sz w:val="28"/>
-            <w:szCs w:val="28"/>
-            <w:lang w:bidi="fa-IR"/>
-          </w:rPr>
-          <w:t xml:space="preserve"> </w:t>
+          <w:t xml:space="preserve">https://ssbsms.ir/v1/api/SMSStatus/MessageStatus </w:t>
         </w:r>
       </w:hyperlink>
     </w:p>
@@ -19271,7 +19251,7 @@
           <w:sz w:val="28"/>
           <w:szCs w:val="28"/>
         </w:rPr>
-        <w:t>GetQueueMessageStatus</w:t>
+        <w:t>QueueMessageStatus</w:t>
       </w:r>
       <w:r>
         <w:rPr>
@@ -19321,7 +19301,7 @@
             <w:szCs w:val="28"/>
             <w:lang w:bidi="fa-IR"/>
           </w:rPr>
-          <w:t xml:space="preserve">https://ssbsms.ir/v1/api/SMSStatus/GetQueueMessageStatus </w:t>
+          <w:t xml:space="preserve">https://ssbsms.ir/v1/api/SMSStatus/QueueMessageStatus </w:t>
         </w:r>
       </w:hyperlink>
     </w:p>
@@ -20292,7 +20272,7 @@
           <w:sz w:val="28"/>
           <w:szCs w:val="28"/>
         </w:rPr>
-        <w:t>GetUserCredit</w:t>
+        <w:t>UserCredit</w:t>
       </w:r>
       <w:r>
         <w:rPr>
@@ -20342,27 +20322,7 @@
             <w:szCs w:val="28"/>
             <w:lang w:bidi="fa-IR"/>
           </w:rPr>
-          <w:t>https://ssbsms.ir/v1/api/Credit/</w:t>
-        </w:r>
-        <w:r>
-          <w:rPr>
-            <w:rStyle w:val="Hyperlink"/>
-            <w:rFonts w:cs="B Nazanin"/>
-            <w:sz w:val="28"/>
-            <w:szCs w:val="28"/>
-            <w:lang w:bidi="fa-IR"/>
-          </w:rPr>
-          <w:t>GetUserCredit</w:t>
-        </w:r>
-        <w:r>
-          <w:rPr>
-            <w:rStyle w:val="Hyperlink"/>
-            <w:rFonts w:cs="B Nazanin"/>
-            <w:sz w:val="28"/>
-            <w:szCs w:val="28"/>
-            <w:lang w:bidi="fa-IR"/>
-          </w:rPr>
-          <w:t xml:space="preserve"> </w:t>
+          <w:t xml:space="preserve">https://ssbsms.ir/v1/api/Credit/UserCredit </w:t>
         </w:r>
       </w:hyperlink>
     </w:p>
